--- a/eng/docx/014.content.docx
+++ b/eng/docx/014.content.docx
@@ -19,7 +19,7 @@
         <w:rPr>
           <w:lang w:val="en_US" w:bidi="en_US"/>
         </w:rPr>
-        <w:t>Resource: Study Notes - Profiles (Tyndale)</w:t>
+        <w:t>Resource: Tyndale Open Study Notes</w:t>
       </w:r>
       <w:r>
         <w:rPr>
@@ -112,7 +112,7 @@
         <w:rPr>
           <w:lang w:val="en_US" w:bidi="en_US"/>
         </w:rPr>
-        <w:t>Study Notes - Profiles (Tyndale)</w:t>
+        <w:t>Tyndale Open Study Notes</w:t>
       </w:r>
     </w:p>
     <w:p>
@@ -150,26 +150,6 @@
           <w:lang w:val="en_US" w:bidi="en_US"/>
         </w:rPr>
         <w:t>R</w:t>
-      </w:r>
-      <w:r>
-        <w:rPr>
-          <w:lang w:val="en_US" w:bidi="en_US"/>
-        </w:rPr>
-      </w:r>
-    </w:p>
-    <w:p>
-      <w:pPr/>
-      <w:r>
-        <w:rPr>
-          <w:lang w:val="en_US" w:bidi="en_US"/>
-        </w:rPr>
-      </w:r>
-      <w:r>
-        <w:rPr>
-          <w:i/>
-          <w:lang w:val="en_US" w:bidi="en_US"/>
-        </w:rPr>
-        <w:t>Rachel, Rahab, Rebekah, Rehoboam, Roman Emperors, Rome, Ruth</w:t>
       </w:r>
       <w:r>
         <w:rPr>

--- a/eng/docx/014.content.docx
+++ b/eng/docx/014.content.docx
@@ -1920,6 +1920,355 @@
         <w:rPr>
           <w:lang w:val="en_US" w:bidi="en_US"/>
         </w:rPr>
+        <w:t>The Roman Church</w:t>
+      </w:r>
+      <w:r>
+        <w:rPr>
+          <w:lang w:val="en_US" w:bidi="en_US"/>
+        </w:rPr>
+      </w:r>
+    </w:p>
+    <w:p>
+      <w:pPr/>
+      <w:r>
+        <w:rPr>
+          <w:lang w:val="en_US" w:bidi="en_US"/>
+        </w:rPr>
+      </w:r>
+      <w:r>
+        <w:rPr>
+          <w:lang w:val="en_US" w:bidi="en_US"/>
+        </w:rPr>
+        <w:t>The exact details of how the church in Rome started are unclear. Rome had a large Jewish population, and some Jews from Rome were in Jerusalem during Pentecost when the church began (</w:t>
+      </w:r>
+      <w:hyperlink r:id="rId75">
+        <w:r>
+          <w:rPr>
+            <w:lang w:val="en_US" w:bidi="en_US"/>
+          </w:rPr>
+          <w:rPr>
+            <w:color w:val="0000EE"/>
+            <w:u w:val="single"/>
+          </w:rPr>
+          <w:t>Acts 2:10</w:t>
+        </w:r>
+      </w:hyperlink>
+      <w:r>
+        <w:rPr>
+          <w:lang w:val="en_US" w:bidi="en_US"/>
+        </w:rPr>
+        <w:t xml:space="preserve">). It is likely that some of these Jews became Christians and brought the message of Jesus to Rome. This led to the formation of a Christian community within the Roman synagogues. </w:t>
+      </w:r>
+    </w:p>
+    <w:p>
+      <w:pPr/>
+      <w:r>
+        <w:rPr>
+          <w:lang w:val="en_US" w:bidi="en_US"/>
+        </w:rPr>
+      </w:r>
+      <w:r>
+        <w:rPr>
+          <w:lang w:val="en_US" w:bidi="en_US"/>
+        </w:rPr>
+        <w:t>It is doubtful that Peter started the Roman church or was in Rome when Paul wrote to the Roman Christians around AD 57. If Peter had been there, Paul would have mentioned him. Therefore, Paul wrote this letter to ensure the Roman church had guidance from an apostle. He did not write to the churches in Judea, which other apostles founded. Instead, he wrote to churches he founded, like those in Corinth and Galatia, or to those without direct apostolic guidance, like Colosse and Rome.</w:t>
+      </w:r>
+    </w:p>
+    <w:p>
+      <w:pPr/>
+      <w:r>
+        <w:rPr>
+          <w:lang w:val="en_US" w:bidi="en_US"/>
+        </w:rPr>
+      </w:r>
+      <w:r>
+        <w:rPr>
+          <w:lang w:val="en_US" w:bidi="en_US"/>
+        </w:rPr>
+        <w:t>Eventually, non-Christian Jews in Rome likely forced Jewish Christians from the synagogues, as occurred in other places. By the time Paul wrote to the Roman church, they were meeting in separate house churches in private homes (</w:t>
+      </w:r>
+      <w:hyperlink r:id="rId76">
+        <w:r>
+          <w:rPr>
+            <w:lang w:val="en_US" w:bidi="en_US"/>
+          </w:rPr>
+          <w:rPr>
+            <w:color w:val="0000EE"/>
+            <w:u w:val="single"/>
+          </w:rPr>
+          <w:t>Romans 16:5</w:t>
+        </w:r>
+      </w:hyperlink>
+      <w:r>
+        <w:rPr>
+          <w:lang w:val="en_US" w:bidi="en_US"/>
+        </w:rPr>
+        <w:t xml:space="preserve">, </w:t>
+      </w:r>
+      <w:hyperlink r:id="rId77">
+        <w:r>
+          <w:rPr>
+            <w:lang w:val="en_US" w:bidi="en_US"/>
+          </w:rPr>
+          <w:rPr>
+            <w:color w:val="0000EE"/>
+            <w:u w:val="single"/>
+          </w:rPr>
+          <w:t>10–11</w:t>
+        </w:r>
+      </w:hyperlink>
+      <w:r>
+        <w:rPr>
+          <w:lang w:val="en_US" w:bidi="en_US"/>
+        </w:rPr>
+        <w:t xml:space="preserve">, </w:t>
+      </w:r>
+      <w:hyperlink r:id="rId78">
+        <w:r>
+          <w:rPr>
+            <w:lang w:val="en_US" w:bidi="en_US"/>
+          </w:rPr>
+          <w:rPr>
+            <w:color w:val="0000EE"/>
+            <w:u w:val="single"/>
+          </w:rPr>
+          <w:t>15</w:t>
+        </w:r>
+      </w:hyperlink>
+      <w:r>
+        <w:rPr>
+          <w:lang w:val="en_US" w:bidi="en_US"/>
+        </w:rPr>
+        <w:t>). There were no central buildings, and it is unclear if all believers in Rome gathered together.</w:t>
+      </w:r>
+    </w:p>
+    <w:p>
+      <w:pPr/>
+      <w:r>
+        <w:rPr>
+          <w:lang w:val="en_US" w:bidi="en_US"/>
+        </w:rPr>
+      </w:r>
+      <w:r>
+        <w:rPr>
+          <w:lang w:val="en_US" w:bidi="en_US"/>
+        </w:rPr>
+        <w:t>When Claudius expelled the Jews from Rome around AD 49, Jewish Christians like Priscilla and Aquila also had to leave (</w:t>
+      </w:r>
+      <w:hyperlink r:id="rId79">
+        <w:r>
+          <w:rPr>
+            <w:lang w:val="en_US" w:bidi="en_US"/>
+          </w:rPr>
+          <w:rPr>
+            <w:color w:val="0000EE"/>
+            <w:u w:val="single"/>
+          </w:rPr>
+          <w:t>Acts 18:2</w:t>
+        </w:r>
+      </w:hyperlink>
+      <w:r>
+        <w:rPr>
+          <w:lang w:val="en_US" w:bidi="en_US"/>
+        </w:rPr>
+        <w:t>). Without the Jews, the Roman church likely became more Gentile. When the Jews returned, probably soon after Claudius died in AD 54, questions and possibly conflicts arose between Jewish and Gentile Christians. Paul may have written Romans to address these issues among the mixed group of Jews and Gentiles worshiping Christ in the same city.</w:t>
+      </w:r>
+    </w:p>
+    <w:p>
+      <w:pPr/>
+      <w:r>
+        <w:rPr>
+          <w:lang w:val="en_US" w:bidi="en_US"/>
+        </w:rPr>
+      </w:r>
+      <w:r>
+        <w:rPr>
+          <w:lang w:val="en_US" w:bidi="en_US"/>
+        </w:rPr>
+        <w:t xml:space="preserve">As shown in </w:t>
+      </w:r>
+      <w:hyperlink r:id="rId80">
+        <w:r>
+          <w:rPr>
+            <w:lang w:val="en_US" w:bidi="en_US"/>
+          </w:rPr>
+          <w:rPr>
+            <w:color w:val="0000EE"/>
+            <w:u w:val="single"/>
+          </w:rPr>
+          <w:t>Romans 16</w:t>
+        </w:r>
+      </w:hyperlink>
+      <w:r>
+        <w:rPr>
+          <w:lang w:val="en_US" w:bidi="en_US"/>
+        </w:rPr>
+        <w:t>, Paul already had many friends in the Roman church. In the spring of AD 60, about two years after writing Romans, Paul had the chance to go to Rome—a wish he had often expressed (</w:t>
+      </w:r>
+      <w:hyperlink r:id="rId81">
+        <w:r>
+          <w:rPr>
+            <w:lang w:val="en_US" w:bidi="en_US"/>
+          </w:rPr>
+          <w:rPr>
+            <w:color w:val="0000EE"/>
+            <w:u w:val="single"/>
+          </w:rPr>
+          <w:t>Acts 19:21</w:t>
+        </w:r>
+      </w:hyperlink>
+      <w:r>
+        <w:rPr>
+          <w:lang w:val="en_US" w:bidi="en_US"/>
+        </w:rPr>
+        <w:t xml:space="preserve">; </w:t>
+      </w:r>
+      <w:hyperlink r:id="rId82">
+        <w:r>
+          <w:rPr>
+            <w:lang w:val="en_US" w:bidi="en_US"/>
+          </w:rPr>
+          <w:rPr>
+            <w:color w:val="0000EE"/>
+            <w:u w:val="single"/>
+          </w:rPr>
+          <w:t>Romans 1:13–15</w:t>
+        </w:r>
+      </w:hyperlink>
+      <w:r>
+        <w:rPr>
+          <w:lang w:val="en_US" w:bidi="en_US"/>
+        </w:rPr>
+        <w:t>). He stayed in Rome for two years, living in a house while being guarded by Roman soldiers and waiting for his first trial before Nero. During this time, Paul “</w:t>
+      </w:r>
+      <w:r>
+        <w:rPr>
+          <w:lang w:val="en_US" w:bidi="en_US"/>
+        </w:rPr>
+        <w:t>boldly and freely… proclaimed the kingdom of God and taught about the Lord Jesus Christ</w:t>
+      </w:r>
+      <w:r>
+        <w:rPr>
+          <w:lang w:val="en_US" w:bidi="en_US"/>
+        </w:rPr>
+        <w:t>” (</w:t>
+      </w:r>
+      <w:hyperlink r:id="rId83">
+        <w:r>
+          <w:rPr>
+            <w:lang w:val="en_US" w:bidi="en_US"/>
+          </w:rPr>
+          <w:rPr>
+            <w:color w:val="0000EE"/>
+            <w:u w:val="single"/>
+          </w:rPr>
+          <w:t>Acts 28:30–31</w:t>
+        </w:r>
+      </w:hyperlink>
+      <w:r>
+        <w:rPr>
+          <w:lang w:val="en_US" w:bidi="en_US"/>
+        </w:rPr>
+        <w:t>).</w:t>
+      </w:r>
+    </w:p>
+    <w:p>
+      <w:pPr/>
+      <w:r>
+        <w:rPr>
+          <w:lang w:val="en_US" w:bidi="en_US"/>
+        </w:rPr>
+      </w:r>
+      <w:r>
+        <w:rPr>
+          <w:u w:val="single"/>
+          <w:lang w:val="en_US" w:bidi="en_US"/>
+        </w:rPr>
+        <w:t>Passages for Further Study</w:t>
+      </w:r>
+    </w:p>
+    <w:p>
+      <w:pPr/>
+      <w:r>
+        <w:rPr>
+          <w:lang w:val="en_US" w:bidi="en_US"/>
+        </w:rPr>
+      </w:r>
+      <w:hyperlink r:id="rId84">
+        <w:r>
+          <w:rPr>
+            <w:lang w:val="en_US" w:bidi="en_US"/>
+          </w:rPr>
+          <w:rPr>
+            <w:color w:val="0000EE"/>
+            <w:u w:val="single"/>
+          </w:rPr>
+          <w:t>Acts 28:15–31</w:t>
+        </w:r>
+      </w:hyperlink>
+      <w:r>
+        <w:rPr>
+          <w:lang w:val="en_US" w:bidi="en_US"/>
+        </w:rPr>
+        <w:t xml:space="preserve">; </w:t>
+      </w:r>
+      <w:hyperlink r:id="rId82">
+        <w:r>
+          <w:rPr>
+            <w:lang w:val="en_US" w:bidi="en_US"/>
+          </w:rPr>
+          <w:rPr>
+            <w:color w:val="0000EE"/>
+            <w:u w:val="single"/>
+          </w:rPr>
+          <w:t>Romans 1:13–15</w:t>
+        </w:r>
+      </w:hyperlink>
+      <w:r>
+        <w:rPr>
+          <w:lang w:val="en_US" w:bidi="en_US"/>
+        </w:rPr>
+        <w:t xml:space="preserve">; </w:t>
+      </w:r>
+      <w:hyperlink r:id="rId85">
+        <w:r>
+          <w:rPr>
+            <w:lang w:val="en_US" w:bidi="en_US"/>
+          </w:rPr>
+          <w:rPr>
+            <w:color w:val="0000EE"/>
+            <w:u w:val="single"/>
+          </w:rPr>
+          <w:t>16:1–16</w:t>
+        </w:r>
+      </w:hyperlink>
+      <w:r>
+        <w:rPr>
+          <w:lang w:val="en_US" w:bidi="en_US"/>
+        </w:rPr>
+      </w:r>
+      <w:r>
+        <w:rPr>
+          <w:lang w:val="en_US" w:bidi="en_US"/>
+        </w:rPr>
+      </w:r>
+    </w:p>
+    <w:p>
+      <w:pPr/>
+      <w:r>
+        <w:rPr>
+          <w:lang w:val="en_US" w:bidi="en_US"/>
+        </w:rPr>
+      </w:r>
+    </w:p>
+    <w:p>
+      <w:pPr>
+        <w:pStyle w:val="Heading2"/>
+      </w:pPr>
+      <w:r>
+        <w:rPr>
+          <w:lang w:val="en_US" w:bidi="en_US"/>
+        </w:rPr>
         <w:t>Roman Emperors</w:t>
       </w:r>
       <w:r>
@@ -1964,7 +2313,7 @@
         </w:rPr>
         <w:t xml:space="preserve">See </w:t>
       </w:r>
-      <w:hyperlink r:id="rId75">
+      <w:hyperlink r:id="rId86">
         <w:r>
           <w:rPr>
             <w:lang w:val="en_US" w:bidi="en_US"/>
@@ -2015,7 +2364,7 @@
         </w:rPr>
         <w:t xml:space="preserve">See </w:t>
       </w:r>
-      <w:hyperlink r:id="rId76">
+      <w:hyperlink r:id="rId87">
         <w:r>
           <w:rPr>
             <w:lang w:val="en_US" w:bidi="en_US"/>
@@ -2034,7 +2383,7 @@
         </w:rPr>
         <w:t xml:space="preserve">; </w:t>
       </w:r>
-      <w:hyperlink r:id="rId77">
+      <w:hyperlink r:id="rId88">
         <w:r>
           <w:rPr>
             <w:lang w:val="en_US" w:bidi="en_US"/>
@@ -2116,7 +2465,7 @@
         </w:rPr>
         <w:t xml:space="preserve">See </w:t>
       </w:r>
-      <w:hyperlink r:id="rId78">
+      <w:hyperlink r:id="rId79">
         <w:r>
           <w:rPr>
             <w:lang w:val="en_US" w:bidi="en_US"/>
@@ -2167,7 +2516,7 @@
         </w:rPr>
         <w:t xml:space="preserve">See </w:t>
       </w:r>
-      <w:hyperlink r:id="rId79">
+      <w:hyperlink r:id="rId89">
         <w:r>
           <w:rPr>
             <w:lang w:val="en_US" w:bidi="en_US"/>
@@ -2186,7 +2535,7 @@
         </w:rPr>
         <w:t xml:space="preserve">; </w:t>
       </w:r>
-      <w:hyperlink r:id="rId80">
+      <w:hyperlink r:id="rId90">
         <w:r>
           <w:rPr>
             <w:lang w:val="en_US" w:bidi="en_US"/>
@@ -2302,6 +2651,435 @@
           <w:lang w:val="en_US" w:bidi="en_US"/>
         </w:rPr>
       </w:r>
+      <w:hyperlink r:id="rId91">
+        <w:r>
+          <w:rPr>
+            <w:lang w:val="en_US" w:bidi="en_US"/>
+          </w:rPr>
+          <w:rPr>
+            <w:color w:val="0000EE"/>
+            <w:u w:val="single"/>
+          </w:rPr>
+          <w:t>Revelation 17:9–11</w:t>
+        </w:r>
+      </w:hyperlink>
+      <w:r>
+        <w:rPr>
+          <w:lang w:val="en_US" w:bidi="en_US"/>
+        </w:rPr>
+      </w:r>
+      <w:r>
+        <w:rPr>
+          <w:lang w:val="en_US" w:bidi="en_US"/>
+        </w:rPr>
+      </w:r>
+    </w:p>
+    <w:p>
+      <w:pPr/>
+      <w:r>
+        <w:rPr>
+          <w:lang w:val="en_US" w:bidi="en_US"/>
+        </w:rPr>
+      </w:r>
+    </w:p>
+    <w:p>
+      <w:pPr>
+        <w:pStyle w:val="Heading2"/>
+      </w:pPr>
+      <w:r>
+        <w:rPr>
+          <w:lang w:val="en_US" w:bidi="en_US"/>
+        </w:rPr>
+        <w:t>Rome</w:t>
+      </w:r>
+      <w:r>
+        <w:rPr>
+          <w:lang w:val="en_US" w:bidi="en_US"/>
+        </w:rPr>
+      </w:r>
+    </w:p>
+    <w:p>
+      <w:pPr/>
+      <w:r>
+        <w:rPr>
+          <w:lang w:val="en_US" w:bidi="en_US"/>
+        </w:rPr>
+      </w:r>
+      <w:r>
+        <w:rPr>
+          <w:lang w:val="en_US" w:bidi="en_US"/>
+        </w:rPr>
+        <w:t>In the first century AD, Rome was a diverse city and a powerful empire. It brought peace and stability to the Mediterranean region.</w:t>
+      </w:r>
+    </w:p>
+    <w:p>
+      <w:pPr>
+        <w:pStyle w:val="Heading4"/>
+      </w:pPr>
+      <w:r>
+        <w:rPr>
+          <w:lang w:val="en_US" w:bidi="en_US"/>
+        </w:rPr>
+        <w:t>The Founding and Early Growth of Rome</w:t>
+      </w:r>
+    </w:p>
+    <w:p>
+      <w:pPr/>
+      <w:r>
+        <w:rPr>
+          <w:lang w:val="en_US" w:bidi="en_US"/>
+        </w:rPr>
+      </w:r>
+      <w:r>
+        <w:rPr>
+          <w:lang w:val="en_US" w:bidi="en_US"/>
+        </w:rPr>
+        <w:t>According to tradition, Rome was founded in 753 BC on the Tiber River in Italy by a Latin-speaking farming tribe. The earliest Senate was a group of chieftains.</w:t>
+      </w:r>
+    </w:p>
+    <w:p>
+      <w:pPr/>
+      <w:r>
+        <w:rPr>
+          <w:lang w:val="en_US" w:bidi="en_US"/>
+        </w:rPr>
+      </w:r>
+      <w:r>
+        <w:rPr>
+          <w:lang w:val="en_US" w:bidi="en_US"/>
+        </w:rPr>
+        <w:t>Around 600 BC, the Etruscans from central Italy invaded Rome and became its rulers. They built many structures, including the forum. The forum became the city's social, commercial, and political center. They also built a temple for the Roman gods Jupiter, Juno, and Minerva. Roads now connected Rome to the Etruscans in the north, the Greek trading cities in the south, the sea to the west, and the inland highlands to the east.</w:t>
+      </w:r>
+    </w:p>
+    <w:p>
+      <w:pPr>
+        <w:pStyle w:val="Heading4"/>
+      </w:pPr>
+      <w:r>
+        <w:rPr>
+          <w:lang w:val="en_US" w:bidi="en_US"/>
+        </w:rPr>
+        <w:t>The Roman Republic</w:t>
+      </w:r>
+    </w:p>
+    <w:p>
+      <w:pPr/>
+      <w:r>
+        <w:rPr>
+          <w:lang w:val="en_US" w:bidi="en_US"/>
+        </w:rPr>
+      </w:r>
+      <w:r>
+        <w:rPr>
+          <w:lang w:val="en_US" w:bidi="en_US"/>
+        </w:rPr>
+        <w:t>When Rome's kings became too controlling, the Latin people rebelled. In 509 BC, Rome formed a "republic." Rome's republic was an oligarchy (</w:t>
+      </w:r>
+      <w:r>
+        <w:rPr>
+          <w:lang w:val="en_US" w:bidi="en_US"/>
+        </w:rPr>
+        <w:t xml:space="preserve">a form of government in which a small number of people have power). </w:t>
+      </w:r>
+      <w:r>
+        <w:rPr>
+          <w:lang w:val="en_US" w:bidi="en_US"/>
+        </w:rPr>
+        <w:t>Powerful families controlled the Senate (Rome's governing council). The small city-state gradually gained control of the region, spreading their influence across the Mediterranean. In 273 BC, they made a treaty with the Ptolemies of Egypt. They expanded into North Africa, defeating the rival city-state Carthage during the three Punic Wars from 264 to 146 BC, and then moved into Spain. Rome's many conquests brought great wealth.</w:t>
+      </w:r>
+    </w:p>
+    <w:p>
+      <w:pPr/>
+      <w:r>
+        <w:rPr>
+          <w:lang w:val="en_US" w:bidi="en_US"/>
+        </w:rPr>
+      </w:r>
+      <w:r>
+        <w:rPr>
+          <w:lang w:val="en_US" w:bidi="en_US"/>
+        </w:rPr>
+        <w:t>As Italy expanded geographically, social changes occurred. Between 200 and 100 BC, wealthy landowners purchased land from small independent farmers. These farmers then moved to Rome, becoming landless and unemployed. Next to areas of great wealth and beautiful buildings, many poor people lived crowded together in terrible conditions. More and more people became unhappy with how Rome was being ruled, which made the government grow weaker.</w:t>
+      </w:r>
+    </w:p>
+    <w:p>
+      <w:pPr>
+        <w:pStyle w:val="Heading4"/>
+      </w:pPr>
+      <w:r>
+        <w:rPr>
+          <w:lang w:val="en_US" w:bidi="en_US"/>
+        </w:rPr>
+        <w:t>The Beginning of the Empire: Julius and Octavian</w:t>
+      </w:r>
+    </w:p>
+    <w:p>
+      <w:pPr/>
+      <w:r>
+        <w:rPr>
+          <w:lang w:val="en_US" w:bidi="en_US"/>
+        </w:rPr>
+      </w:r>
+      <w:r>
+        <w:rPr>
+          <w:lang w:val="en_US" w:bidi="en_US"/>
+        </w:rPr>
+        <w:t>During a time of social and political change, Julius Caesar aimed to centralize power. Senators who supported the old republic assassinated him in 44 BC. However, their plan failed. Julius's grandnephew and heir, Octavian, became a senator, consul, and commander-in-chief in 43 BC with Senate support. The Senate declared Julius a god in 42 BC. After Octavian defeated Mark Antony and Cleopatra in 31 BC and took control of Egypt, the Senate gave him the titles Augustus (meaning "illustrious") and Princeps (meaning "first citizen") in 27 BC. Octavian started calling himself "son of a god" because people had declared Julius Caesar to be a god after his death. While Rome kept its old forms of government, a new system had actually begun. Emperors were treated as divine (like gods).</w:t>
+      </w:r>
+    </w:p>
+    <w:p>
+      <w:pPr>
+        <w:pStyle w:val="Heading4"/>
+      </w:pPr>
+      <w:r>
+        <w:rPr>
+          <w:lang w:val="en_US" w:bidi="en_US"/>
+        </w:rPr>
+        <w:t>Jesus and the Birth of the Church</w:t>
+      </w:r>
+    </w:p>
+    <w:p>
+      <w:pPr/>
+      <w:r>
+        <w:rPr>
+          <w:lang w:val="en_US" w:bidi="en_US"/>
+        </w:rPr>
+      </w:r>
+      <w:r>
+        <w:rPr>
+          <w:lang w:val="en_US" w:bidi="en_US"/>
+        </w:rPr>
+        <w:t>“</w:t>
+      </w:r>
+      <w:r>
+        <w:rPr>
+          <w:lang w:val="en_US" w:bidi="en_US"/>
+        </w:rPr>
+        <w:t>When the time had fully come</w:t>
+      </w:r>
+      <w:r>
+        <w:rPr>
+          <w:lang w:val="en_US" w:bidi="en_US"/>
+        </w:rPr>
+        <w:t>, God sent his Son” (</w:t>
+      </w:r>
+      <w:hyperlink r:id="rId92">
+        <w:r>
+          <w:rPr>
+            <w:lang w:val="en_US" w:bidi="en_US"/>
+          </w:rPr>
+          <w:rPr>
+            <w:color w:val="0000EE"/>
+            <w:u w:val="single"/>
+          </w:rPr>
+          <w:t>Galatians 4:4</w:t>
+        </w:r>
+      </w:hyperlink>
+      <w:r>
+        <w:rPr>
+          <w:lang w:val="en_US" w:bidi="en_US"/>
+        </w:rPr>
+        <w:t xml:space="preserve">). The change into an empire brought peace and stability, known as </w:t>
+      </w:r>
+      <w:r>
+        <w:rPr>
+          <w:i/>
+          <w:lang w:val="en_US" w:bidi="en_US"/>
+        </w:rPr>
+        <w:t>pax Romana</w:t>
+      </w:r>
+      <w:r>
+        <w:rPr>
+          <w:lang w:val="en_US" w:bidi="en_US"/>
+        </w:rPr>
+        <w:t xml:space="preserve"> (“Roman peace”). This peace lasted into the 100s AD. Many have noted that Roman rule in the first century AD was ideal for spreading Christianity. The borders were secure, and the roads were good, making travel easy. Roman laws and customs protected citizens' rights (see, for example, </w:t>
+      </w:r>
+      <w:hyperlink r:id="rId93">
+        <w:r>
+          <w:rPr>
+            <w:lang w:val="en_US" w:bidi="en_US"/>
+          </w:rPr>
+          <w:rPr>
+            <w:color w:val="0000EE"/>
+            <w:u w:val="single"/>
+          </w:rPr>
+          <w:t>Acts 16:35–40</w:t>
+        </w:r>
+      </w:hyperlink>
+      <w:r>
+        <w:rPr>
+          <w:lang w:val="en_US" w:bidi="en_US"/>
+        </w:rPr>
+        <w:t xml:space="preserve">; </w:t>
+      </w:r>
+      <w:hyperlink r:id="rId94">
+        <w:r>
+          <w:rPr>
+            <w:lang w:val="en_US" w:bidi="en_US"/>
+          </w:rPr>
+          <w:rPr>
+            <w:color w:val="0000EE"/>
+            <w:u w:val="single"/>
+          </w:rPr>
+          <w:t>22:24–29</w:t>
+        </w:r>
+      </w:hyperlink>
+      <w:r>
+        <w:rPr>
+          <w:lang w:val="en_US" w:bidi="en_US"/>
+        </w:rPr>
+        <w:t xml:space="preserve">). Judaism was protected, and Romans saw Christianity as a Jewish sect (see, for example, </w:t>
+      </w:r>
+      <w:hyperlink r:id="rId95">
+        <w:r>
+          <w:rPr>
+            <w:lang w:val="en_US" w:bidi="en_US"/>
+          </w:rPr>
+          <w:rPr>
+            <w:color w:val="0000EE"/>
+            <w:u w:val="single"/>
+          </w:rPr>
+          <w:t>Acts 25:13–19</w:t>
+        </w:r>
+      </w:hyperlink>
+      <w:r>
+        <w:rPr>
+          <w:lang w:val="en_US" w:bidi="en_US"/>
+        </w:rPr>
+        <w:t xml:space="preserve">). Thus, Romans often dismissed complaints against Christians based on religion (see, for example, </w:t>
+      </w:r>
+      <w:hyperlink r:id="rId96">
+        <w:r>
+          <w:rPr>
+            <w:lang w:val="en_US" w:bidi="en_US"/>
+          </w:rPr>
+          <w:rPr>
+            <w:color w:val="0000EE"/>
+            <w:u w:val="single"/>
+          </w:rPr>
+          <w:t>Acts 19:23–41</w:t>
+        </w:r>
+      </w:hyperlink>
+      <w:r>
+        <w:rPr>
+          <w:lang w:val="en_US" w:bidi="en_US"/>
+        </w:rPr>
+        <w:t>). Christians could freely share the good news about Jesus, and many people from various backgrounds became followers of Christ.</w:t>
+      </w:r>
+    </w:p>
+    <w:p>
+      <w:pPr>
+        <w:pStyle w:val="Heading4"/>
+      </w:pPr>
+      <w:r>
+        <w:rPr>
+          <w:lang w:val="en_US" w:bidi="en_US"/>
+        </w:rPr>
+        <w:t>The Changing Status of Christianity</w:t>
+      </w:r>
+    </w:p>
+    <w:p>
+      <w:pPr/>
+      <w:r>
+        <w:rPr>
+          <w:lang w:val="en_US" w:bidi="en_US"/>
+        </w:rPr>
+      </w:r>
+      <w:r>
+        <w:rPr>
+          <w:lang w:val="en_US" w:bidi="en_US"/>
+        </w:rPr>
+        <w:t>This favorable situation began to change during Nero's rule. Nero blamed Christians for the fire that destroyed much of Rome in AD 64, leading to the first major persecution of Christians. The open persecution stopped in AD 66, but Christianity was no longer seen as a part of Judaism and lost its protected status. Later, the empire required people to burn incense to the emperor. Those who refused were usually Jews (who were protected) or Christians (who were not). As a result, from Domitian's time around AD 81 to 96 to Galerius's time, from AD 305 to 311, Christianity was officially illegal, punishable by death, and experienced different levels of persecution based on the leaders' enthusiasm. For over two hundred years, Rome shed “</w:t>
+      </w:r>
+      <w:r>
+        <w:rPr>
+          <w:lang w:val="en_US" w:bidi="en_US"/>
+        </w:rPr>
+        <w:t>the blood of the saints and witnesses for Jesus</w:t>
+      </w:r>
+      <w:r>
+        <w:rPr>
+          <w:lang w:val="en_US" w:bidi="en_US"/>
+        </w:rPr>
+        <w:t>” (</w:t>
+      </w:r>
+      <w:hyperlink r:id="rId97">
+        <w:r>
+          <w:rPr>
+            <w:lang w:val="en_US" w:bidi="en_US"/>
+          </w:rPr>
+          <w:rPr>
+            <w:color w:val="0000EE"/>
+            <w:u w:val="single"/>
+          </w:rPr>
+          <w:t>Revelation 17:6</w:t>
+        </w:r>
+      </w:hyperlink>
+      <w:r>
+        <w:rPr>
+          <w:lang w:val="en_US" w:bidi="en_US"/>
+        </w:rPr>
+        <w:t>).</w:t>
+      </w:r>
+    </w:p>
+    <w:p>
+      <w:pPr/>
+      <w:r>
+        <w:rPr>
+          <w:lang w:val="en_US" w:bidi="en_US"/>
+        </w:rPr>
+      </w:r>
+      <w:r>
+        <w:rPr>
+          <w:u w:val="single"/>
+          <w:lang w:val="en_US" w:bidi="en_US"/>
+        </w:rPr>
+        <w:t>Passages for Further Study</w:t>
+      </w:r>
+    </w:p>
+    <w:p>
+      <w:pPr/>
+      <w:r>
+        <w:rPr>
+          <w:lang w:val="en_US" w:bidi="en_US"/>
+        </w:rPr>
+      </w:r>
+      <w:hyperlink r:id="rId75">
+        <w:r>
+          <w:rPr>
+            <w:lang w:val="en_US" w:bidi="en_US"/>
+          </w:rPr>
+          <w:rPr>
+            <w:color w:val="0000EE"/>
+            <w:u w:val="single"/>
+          </w:rPr>
+          <w:t>Acts 2:10</w:t>
+        </w:r>
+      </w:hyperlink>
+      <w:r>
+        <w:rPr>
+          <w:lang w:val="en_US" w:bidi="en_US"/>
+        </w:rPr>
+        <w:t xml:space="preserve">; </w:t>
+      </w:r>
+      <w:hyperlink r:id="rId79">
+        <w:r>
+          <w:rPr>
+            <w:lang w:val="en_US" w:bidi="en_US"/>
+          </w:rPr>
+          <w:rPr>
+            <w:color w:val="0000EE"/>
+            <w:u w:val="single"/>
+          </w:rPr>
+          <w:t>18:2</w:t>
+        </w:r>
+      </w:hyperlink>
+      <w:r>
+        <w:rPr>
+          <w:lang w:val="en_US" w:bidi="en_US"/>
+        </w:rPr>
+        <w:t xml:space="preserve">; </w:t>
+      </w:r>
       <w:hyperlink r:id="rId81">
         <w:r>
           <w:rPr>
@@ -2311,7 +3089,115 @@
             <w:color w:val="0000EE"/>
             <w:u w:val="single"/>
           </w:rPr>
-          <w:t>Revelation 17:9–11</w:t>
+          <w:t>19:21</w:t>
+        </w:r>
+      </w:hyperlink>
+      <w:r>
+        <w:rPr>
+          <w:lang w:val="en_US" w:bidi="en_US"/>
+        </w:rPr>
+        <w:t xml:space="preserve">; </w:t>
+      </w:r>
+      <w:hyperlink r:id="rId98">
+        <w:r>
+          <w:rPr>
+            <w:lang w:val="en_US" w:bidi="en_US"/>
+          </w:rPr>
+          <w:rPr>
+            <w:color w:val="0000EE"/>
+            <w:u w:val="single"/>
+          </w:rPr>
+          <w:t>23:11</w:t>
+        </w:r>
+      </w:hyperlink>
+      <w:r>
+        <w:rPr>
+          <w:lang w:val="en_US" w:bidi="en_US"/>
+        </w:rPr>
+        <w:t xml:space="preserve">; </w:t>
+      </w:r>
+      <w:hyperlink r:id="rId99">
+        <w:r>
+          <w:rPr>
+            <w:lang w:val="en_US" w:bidi="en_US"/>
+          </w:rPr>
+          <w:rPr>
+            <w:color w:val="0000EE"/>
+            <w:u w:val="single"/>
+          </w:rPr>
+          <w:t>28:14</w:t>
+        </w:r>
+      </w:hyperlink>
+      <w:r>
+        <w:rPr>
+          <w:lang w:val="en_US" w:bidi="en_US"/>
+        </w:rPr>
+        <w:t xml:space="preserve">, </w:t>
+      </w:r>
+      <w:hyperlink r:id="rId100">
+        <w:r>
+          <w:rPr>
+            <w:lang w:val="en_US" w:bidi="en_US"/>
+          </w:rPr>
+          <w:rPr>
+            <w:color w:val="0000EE"/>
+            <w:u w:val="single"/>
+          </w:rPr>
+          <w:t>16</w:t>
+        </w:r>
+      </w:hyperlink>
+      <w:r>
+        <w:rPr>
+          <w:lang w:val="en_US" w:bidi="en_US"/>
+        </w:rPr>
+        <w:t xml:space="preserve">; </w:t>
+      </w:r>
+      <w:hyperlink r:id="rId101">
+        <w:r>
+          <w:rPr>
+            <w:lang w:val="en_US" w:bidi="en_US"/>
+          </w:rPr>
+          <w:rPr>
+            <w:color w:val="0000EE"/>
+            <w:u w:val="single"/>
+          </w:rPr>
+          <w:t>Romans 1:1–7</w:t>
+        </w:r>
+      </w:hyperlink>
+      <w:r>
+        <w:rPr>
+          <w:lang w:val="en_US" w:bidi="en_US"/>
+        </w:rPr>
+        <w:t xml:space="preserve">, </w:t>
+      </w:r>
+      <w:hyperlink r:id="rId102">
+        <w:r>
+          <w:rPr>
+            <w:lang w:val="en_US" w:bidi="en_US"/>
+          </w:rPr>
+          <w:rPr>
+            <w:color w:val="0000EE"/>
+            <w:u w:val="single"/>
+          </w:rPr>
+          <w:t>15</w:t>
+        </w:r>
+      </w:hyperlink>
+      <w:r>
+        <w:rPr>
+          <w:lang w:val="en_US" w:bidi="en_US"/>
+        </w:rPr>
+        <w:t xml:space="preserve">; </w:t>
+      </w:r>
+      <w:hyperlink r:id="rId103">
+        <w:r>
+          <w:rPr>
+            <w:lang w:val="en_US" w:bidi="en_US"/>
+          </w:rPr>
+          <w:rPr>
+            <w:color w:val="0000EE"/>
+            <w:u w:val="single"/>
+          </w:rPr>
+          <w:t>2 Timothy 1:17</w:t>
         </w:r>
       </w:hyperlink>
       <w:r>
@@ -2341,7 +3227,7 @@
         <w:rPr>
           <w:lang w:val="en_US" w:bidi="en_US"/>
         </w:rPr>
-        <w:t>Rome</w:t>
+        <w:t>Ruth</w:t>
       </w:r>
       <w:r>
         <w:rPr>
@@ -2360,18 +3246,25 @@
         <w:rPr>
           <w:lang w:val="en_US" w:bidi="en_US"/>
         </w:rPr>
-        <w:t>In the first century AD, Rome was a diverse city and a powerful empire. It brought peace and stability to the Mediterranean region.</w:t>
-      </w:r>
-    </w:p>
-    <w:p>
-      <w:pPr>
-        <w:pStyle w:val="Heading4"/>
-      </w:pPr>
-      <w:r>
-        <w:rPr>
-          <w:lang w:val="en_US" w:bidi="en_US"/>
-        </w:rPr>
-        <w:t>The Founding and Early Growth of Rome</w:t>
+        <w:t>The story of Ruth is about a kind and loyal woman. It shows how God's hidden guidance helps those who love Him (</w:t>
+      </w:r>
+      <w:hyperlink r:id="rId104">
+        <w:r>
+          <w:rPr>
+            <w:lang w:val="en_US" w:bidi="en_US"/>
+          </w:rPr>
+          <w:rPr>
+            <w:color w:val="0000EE"/>
+            <w:u w:val="single"/>
+          </w:rPr>
+          <w:t>Romans 8:28</w:t>
+        </w:r>
+      </w:hyperlink>
+      <w:r>
+        <w:rPr>
+          <w:lang w:val="en_US" w:bidi="en_US"/>
+        </w:rPr>
+        <w:t>). This story is part of the history leading to the Messiah (God’s chosen one). It begins with sadness but ends happily.</w:t>
       </w:r>
     </w:p>
     <w:p>
@@ -2385,7 +3278,25 @@
         <w:rPr>
           <w:lang w:val="en_US" w:bidi="en_US"/>
         </w:rPr>
-        <w:t>According to tradition, Rome was founded in 753 BC on the Tiber River in Italy by a Latin-speaking farming tribe. The earliest Senate was a group of chieftains.</w:t>
+        <w:t>Ruth lived during the chaotic time of the judges. She was a foreigner from Moab who married into an Israelite family from Bethlehem while they were in Moab. All the men in this family died in Moab, leaving three widows—Ruth, her mother-in-law Naomi, and her sister-in-law Orpah. When Naomi decided to return to Bethlehem, Ruth chose to go with her. Ruth's expression of love, loyalty, and faith in the Lord, who was Naomi's God, is unmatched (</w:t>
+      </w:r>
+      <w:hyperlink r:id="rId105">
+        <w:r>
+          <w:rPr>
+            <w:lang w:val="en_US" w:bidi="en_US"/>
+          </w:rPr>
+          <w:rPr>
+            <w:color w:val="0000EE"/>
+            <w:u w:val="single"/>
+          </w:rPr>
+          <w:t>Ruth 1:16–17</w:t>
+        </w:r>
+      </w:hyperlink>
+      <w:r>
+        <w:rPr>
+          <w:lang w:val="en_US" w:bidi="en_US"/>
+        </w:rPr>
+        <w:t>).</w:t>
       </w:r>
     </w:p>
     <w:p>
@@ -2399,18 +3310,25 @@
         <w:rPr>
           <w:lang w:val="en_US" w:bidi="en_US"/>
         </w:rPr>
-        <w:t>Around 600 BC, the Etruscans from central Italy invaded Rome and became its rulers. They built many structures, including the forum. The forum became the city's social, commercial, and political center. They also built a temple for the Roman gods Jupiter, Juno, and Minerva. Roads now connected Rome to the Etruscans in the north, the Greek trading cities in the south, the sea to the west, and the inland highlands to the east.</w:t>
-      </w:r>
-    </w:p>
-    <w:p>
-      <w:pPr>
-        <w:pStyle w:val="Heading4"/>
-      </w:pPr>
-      <w:r>
-        <w:rPr>
-          <w:lang w:val="en_US" w:bidi="en_US"/>
-        </w:rPr>
-        <w:t>The Roman Republic</w:t>
+        <w:t>As Naomi expected, life in Bethlehem was hard for her and her daughter-in-law. Ruth took the initiative to solve their food problem by gleaning in the grain fields. This task was hard and risky (</w:t>
+      </w:r>
+      <w:hyperlink r:id="rId106">
+        <w:r>
+          <w:rPr>
+            <w:lang w:val="en_US" w:bidi="en_US"/>
+          </w:rPr>
+          <w:rPr>
+            <w:color w:val="0000EE"/>
+            <w:u w:val="single"/>
+          </w:rPr>
+          <w:t>Ruth 2:2</w:t>
+        </w:r>
+      </w:hyperlink>
+      <w:r>
+        <w:rPr>
+          <w:lang w:val="en_US" w:bidi="en_US"/>
+        </w:rPr>
+        <w:t>). She acted with modesty, grace, and courtesy, but also with determination, focus, and endurance.</w:t>
       </w:r>
     </w:p>
     <w:p>
@@ -2424,19 +3342,79 @@
         <w:rPr>
           <w:lang w:val="en_US" w:bidi="en_US"/>
         </w:rPr>
-        <w:t>When Rome's kings became too controlling, the Latin people rebelled. In 509 BC, Rome formed a "republic." Rome's republic was an oligarchy (</w:t>
-      </w:r>
-      <w:r>
-        <w:rPr>
-          <w:lang w:val="en_US" w:bidi="en_US"/>
-        </w:rPr>
-        <w:t xml:space="preserve">a form of government in which a small number of people have power). </w:t>
-      </w:r>
-      <w:r>
-        <w:rPr>
-          <w:lang w:val="en_US" w:bidi="en_US"/>
-        </w:rPr>
-        <w:t>Powerful families controlled the Senate (Rome's governing council). The small city-state gradually gained control of the region, spreading their influence across the Mediterranean. In 273 BC, they made a treaty with the Ptolemies of Egypt. They expanded into North Africa, defeating the rival city-state Carthage during the three Punic Wars from 264 to 146 BC, and then moved into Spain. Rome's many conquests brought great wealth.</w:t>
+        <w:t>With Naomi's encouragement, Ruth asked Boaz, a wealthy landowner who supported her gleaning, to be the family redeemer (</w:t>
+      </w:r>
+      <w:hyperlink r:id="rId107">
+        <w:r>
+          <w:rPr>
+            <w:lang w:val="en_US" w:bidi="en_US"/>
+          </w:rPr>
+          <w:rPr>
+            <w:color w:val="0000EE"/>
+            <w:u w:val="single"/>
+          </w:rPr>
+          <w:t>Ruth 3:1–9</w:t>
+        </w:r>
+      </w:hyperlink>
+      <w:r>
+        <w:rPr>
+          <w:lang w:val="en_US" w:bidi="en_US"/>
+        </w:rPr>
+        <w:t>). This included marriage. By doing this, Ruth showed great family loyalty (</w:t>
+      </w:r>
+      <w:hyperlink r:id="rId108">
+        <w:r>
+          <w:rPr>
+            <w:lang w:val="en_US" w:bidi="en_US"/>
+          </w:rPr>
+          <w:rPr>
+            <w:color w:val="0000EE"/>
+            <w:u w:val="single"/>
+          </w:rPr>
+          <w:t>Ruth 3:10</w:t>
+        </w:r>
+      </w:hyperlink>
+      <w:r>
+        <w:rPr>
+          <w:lang w:val="en_US" w:bidi="en_US"/>
+        </w:rPr>
+        <w:t>). Ruth's generous and diligent care for Naomi is a major theme in this book. Boaz responded to Ruth's proposal by calling her a virtuous woman (</w:t>
+      </w:r>
+      <w:hyperlink r:id="rId109">
+        <w:r>
+          <w:rPr>
+            <w:lang w:val="en_US" w:bidi="en_US"/>
+          </w:rPr>
+          <w:rPr>
+            <w:color w:val="0000EE"/>
+            <w:u w:val="single"/>
+          </w:rPr>
+          <w:t>Ruth 3:11</w:t>
+        </w:r>
+      </w:hyperlink>
+      <w:r>
+        <w:rPr>
+          <w:lang w:val="en_US" w:bidi="en_US"/>
+        </w:rPr>
+        <w:t xml:space="preserve">). She showed what it means to be a virtuous and capable wife (see </w:t>
+      </w:r>
+      <w:hyperlink r:id="rId110">
+        <w:r>
+          <w:rPr>
+            <w:lang w:val="en_US" w:bidi="en_US"/>
+          </w:rPr>
+          <w:rPr>
+            <w:color w:val="0000EE"/>
+            <w:u w:val="single"/>
+          </w:rPr>
+          <w:t>Proverbs 31:10–31</w:t>
+        </w:r>
+      </w:hyperlink>
+      <w:r>
+        <w:rPr>
+          <w:lang w:val="en_US" w:bidi="en_US"/>
+        </w:rPr>
+        <w:t>, which uses the same Hebrew phrase and is placed immediately before Ruth in the Hebrew Bible).</w:t>
       </w:r>
     </w:p>
     <w:p>
@@ -2450,18 +3428,25 @@
         <w:rPr>
           <w:lang w:val="en_US" w:bidi="en_US"/>
         </w:rPr>
-        <w:t>As Italy expanded geographically, social changes occurred. Between 200 and 100 BC, wealthy landowners purchased land from small independent farmers. These farmers then moved to Rome, becoming landless and unemployed. Next to areas of great wealth and beautiful buildings, many poor people lived crowded together in terrible conditions. More and more people became unhappy with how Rome was being ruled, which made the government grow weaker.</w:t>
-      </w:r>
-    </w:p>
-    <w:p>
-      <w:pPr>
-        <w:pStyle w:val="Heading4"/>
-      </w:pPr>
-      <w:r>
-        <w:rPr>
-          <w:lang w:val="en_US" w:bidi="en_US"/>
-        </w:rPr>
-        <w:t>The Beginning of the Empire: Julius and Octavian</w:t>
+        <w:t>Boaz resolved the legal matters and then married Ruth. The book concludes with the birth of a baby boy, Obed. This ending reveals an important purpose of the book of Ruth. Obed became King David's grandfather. The New Testament mentions Ruth as one of only five women in the genealogy of Jesus Christ (</w:t>
+      </w:r>
+      <w:hyperlink r:id="rId33">
+        <w:r>
+          <w:rPr>
+            <w:lang w:val="en_US" w:bidi="en_US"/>
+          </w:rPr>
+          <w:rPr>
+            <w:color w:val="0000EE"/>
+            <w:u w:val="single"/>
+          </w:rPr>
+          <w:t>Matthew 1:5</w:t>
+        </w:r>
+      </w:hyperlink>
+      <w:r>
+        <w:rPr>
+          <w:lang w:val="en_US" w:bidi="en_US"/>
+        </w:rPr>
+        <w:t>). Ruth's everyday faithfulness had eternal significance as God fulfilled his purposes through her.</w:t>
       </w:r>
     </w:p>
     <w:p>
@@ -2473,20 +3458,10 @@
       </w:r>
       <w:r>
         <w:rPr>
-          <w:lang w:val="en_US" w:bidi="en_US"/>
-        </w:rPr>
-        <w:t>During a time of social and political change, Julius Caesar aimed to centralize power. Senators who supported the old republic assassinated him in 44 BC. However, their plan failed. Julius's grandnephew and heir, Octavian, became a senator, consul, and commander-in-chief in 43 BC with Senate support. The Senate declared Julius a god in 42 BC. After Octavian defeated Mark Antony and Cleopatra in 31 BC and took control of Egypt, the Senate gave him the titles Augustus (meaning "illustrious") and Princeps (meaning "first citizen") in 27 BC. Octavian started calling himself "son of a god" because people had declared Julius Caesar to be a god after his death. While Rome kept its old forms of government, a new system had actually begun. Emperors were treated as divine (like gods).</w:t>
-      </w:r>
-    </w:p>
-    <w:p>
-      <w:pPr>
-        <w:pStyle w:val="Heading4"/>
-      </w:pPr>
-      <w:r>
-        <w:rPr>
-          <w:lang w:val="en_US" w:bidi="en_US"/>
-        </w:rPr>
-        <w:t>Jesus and the Birth of the Church</w:t>
+          <w:u w:val="single"/>
+          <w:lang w:val="en_US" w:bidi="en_US"/>
+        </w:rPr>
+        <w:t>Passages for Further Study</w:t>
       </w:r>
     </w:p>
     <w:p>
@@ -2496,633 +3471,7 @@
           <w:lang w:val="en_US" w:bidi="en_US"/>
         </w:rPr>
       </w:r>
-      <w:r>
-        <w:rPr>
-          <w:lang w:val="en_US" w:bidi="en_US"/>
-        </w:rPr>
-        <w:t>“</w:t>
-      </w:r>
-      <w:r>
-        <w:rPr>
-          <w:lang w:val="en_US" w:bidi="en_US"/>
-        </w:rPr>
-        <w:t>When the time had fully come</w:t>
-      </w:r>
-      <w:r>
-        <w:rPr>
-          <w:lang w:val="en_US" w:bidi="en_US"/>
-        </w:rPr>
-        <w:t>, God sent his Son” (</w:t>
-      </w:r>
-      <w:hyperlink r:id="rId82">
-        <w:r>
-          <w:rPr>
-            <w:lang w:val="en_US" w:bidi="en_US"/>
-          </w:rPr>
-          <w:rPr>
-            <w:color w:val="0000EE"/>
-            <w:u w:val="single"/>
-          </w:rPr>
-          <w:t>Galatians 4:4</w:t>
-        </w:r>
-      </w:hyperlink>
-      <w:r>
-        <w:rPr>
-          <w:lang w:val="en_US" w:bidi="en_US"/>
-        </w:rPr>
-        <w:t xml:space="preserve">). The change into an empire brought peace and stability, known as </w:t>
-      </w:r>
-      <w:r>
-        <w:rPr>
-          <w:i/>
-          <w:lang w:val="en_US" w:bidi="en_US"/>
-        </w:rPr>
-        <w:t>pax Romana</w:t>
-      </w:r>
-      <w:r>
-        <w:rPr>
-          <w:lang w:val="en_US" w:bidi="en_US"/>
-        </w:rPr>
-        <w:t xml:space="preserve"> (“Roman peace”). This peace lasted into the 100s AD. Many have noted that Roman rule in the first century AD was ideal for spreading Christianity. The borders were secure, and the roads were good, making travel easy. Roman laws and customs protected citizens' rights (see, for example, </w:t>
-      </w:r>
-      <w:hyperlink r:id="rId83">
-        <w:r>
-          <w:rPr>
-            <w:lang w:val="en_US" w:bidi="en_US"/>
-          </w:rPr>
-          <w:rPr>
-            <w:color w:val="0000EE"/>
-            <w:u w:val="single"/>
-          </w:rPr>
-          <w:t>Acts 16:35–40</w:t>
-        </w:r>
-      </w:hyperlink>
-      <w:r>
-        <w:rPr>
-          <w:lang w:val="en_US" w:bidi="en_US"/>
-        </w:rPr>
-        <w:t xml:space="preserve">; </w:t>
-      </w:r>
-      <w:hyperlink r:id="rId84">
-        <w:r>
-          <w:rPr>
-            <w:lang w:val="en_US" w:bidi="en_US"/>
-          </w:rPr>
-          <w:rPr>
-            <w:color w:val="0000EE"/>
-            <w:u w:val="single"/>
-          </w:rPr>
-          <w:t>22:24–29</w:t>
-        </w:r>
-      </w:hyperlink>
-      <w:r>
-        <w:rPr>
-          <w:lang w:val="en_US" w:bidi="en_US"/>
-        </w:rPr>
-        <w:t xml:space="preserve">). Judaism was protected, and Romans saw Christianity as a Jewish sect (see, for example, </w:t>
-      </w:r>
-      <w:hyperlink r:id="rId85">
-        <w:r>
-          <w:rPr>
-            <w:lang w:val="en_US" w:bidi="en_US"/>
-          </w:rPr>
-          <w:rPr>
-            <w:color w:val="0000EE"/>
-            <w:u w:val="single"/>
-          </w:rPr>
-          <w:t>Acts 25:13–19</w:t>
-        </w:r>
-      </w:hyperlink>
-      <w:r>
-        <w:rPr>
-          <w:lang w:val="en_US" w:bidi="en_US"/>
-        </w:rPr>
-        <w:t xml:space="preserve">). Thus, Romans often dismissed complaints against Christians based on religion (see, for example, </w:t>
-      </w:r>
-      <w:hyperlink r:id="rId86">
-        <w:r>
-          <w:rPr>
-            <w:lang w:val="en_US" w:bidi="en_US"/>
-          </w:rPr>
-          <w:rPr>
-            <w:color w:val="0000EE"/>
-            <w:u w:val="single"/>
-          </w:rPr>
-          <w:t>Acts 19:23–41</w:t>
-        </w:r>
-      </w:hyperlink>
-      <w:r>
-        <w:rPr>
-          <w:lang w:val="en_US" w:bidi="en_US"/>
-        </w:rPr>
-        <w:t>). Christians could freely share the good news about Jesus, and many people from various backgrounds became followers of Christ.</w:t>
-      </w:r>
-    </w:p>
-    <w:p>
-      <w:pPr>
-        <w:pStyle w:val="Heading4"/>
-      </w:pPr>
-      <w:r>
-        <w:rPr>
-          <w:lang w:val="en_US" w:bidi="en_US"/>
-        </w:rPr>
-        <w:t>The Changing Status of Christianity</w:t>
-      </w:r>
-    </w:p>
-    <w:p>
-      <w:pPr/>
-      <w:r>
-        <w:rPr>
-          <w:lang w:val="en_US" w:bidi="en_US"/>
-        </w:rPr>
-      </w:r>
-      <w:r>
-        <w:rPr>
-          <w:lang w:val="en_US" w:bidi="en_US"/>
-        </w:rPr>
-        <w:t>This favorable situation began to change during Nero's rule. Nero blamed Christians for the fire that destroyed much of Rome in AD 64, leading to the first major persecution of Christians. The open persecution stopped in AD 66, but Christianity was no longer seen as a part of Judaism and lost its protected status. Later, the empire required people to burn incense to the emperor. Those who refused were usually Jews (who were protected) or Christians (who were not). As a result, from Domitian's time around AD 81 to 96 to Galerius's time, from AD 305 to 311, Christianity was officially illegal, punishable by death, and experienced different levels of persecution based on the leaders' enthusiasm. For over two hundred years, Rome shed “</w:t>
-      </w:r>
-      <w:r>
-        <w:rPr>
-          <w:lang w:val="en_US" w:bidi="en_US"/>
-        </w:rPr>
-        <w:t>the blood of the saints and witnesses for Jesus</w:t>
-      </w:r>
-      <w:r>
-        <w:rPr>
-          <w:lang w:val="en_US" w:bidi="en_US"/>
-        </w:rPr>
-        <w:t>” (</w:t>
-      </w:r>
-      <w:hyperlink r:id="rId87">
-        <w:r>
-          <w:rPr>
-            <w:lang w:val="en_US" w:bidi="en_US"/>
-          </w:rPr>
-          <w:rPr>
-            <w:color w:val="0000EE"/>
-            <w:u w:val="single"/>
-          </w:rPr>
-          <w:t>Revelation 17:6</w:t>
-        </w:r>
-      </w:hyperlink>
-      <w:r>
-        <w:rPr>
-          <w:lang w:val="en_US" w:bidi="en_US"/>
-        </w:rPr>
-        <w:t>).</w:t>
-      </w:r>
-    </w:p>
-    <w:p>
-      <w:pPr/>
-      <w:r>
-        <w:rPr>
-          <w:lang w:val="en_US" w:bidi="en_US"/>
-        </w:rPr>
-      </w:r>
-      <w:r>
-        <w:rPr>
-          <w:u w:val="single"/>
-          <w:lang w:val="en_US" w:bidi="en_US"/>
-        </w:rPr>
-        <w:t>Passages for Further Study</w:t>
-      </w:r>
-    </w:p>
-    <w:p>
-      <w:pPr/>
-      <w:r>
-        <w:rPr>
-          <w:lang w:val="en_US" w:bidi="en_US"/>
-        </w:rPr>
-      </w:r>
-      <w:hyperlink r:id="rId88">
-        <w:r>
-          <w:rPr>
-            <w:lang w:val="en_US" w:bidi="en_US"/>
-          </w:rPr>
-          <w:rPr>
-            <w:color w:val="0000EE"/>
-            <w:u w:val="single"/>
-          </w:rPr>
-          <w:t>Acts 2:10</w:t>
-        </w:r>
-      </w:hyperlink>
-      <w:r>
-        <w:rPr>
-          <w:lang w:val="en_US" w:bidi="en_US"/>
-        </w:rPr>
-        <w:t xml:space="preserve">; </w:t>
-      </w:r>
-      <w:hyperlink r:id="rId78">
-        <w:r>
-          <w:rPr>
-            <w:lang w:val="en_US" w:bidi="en_US"/>
-          </w:rPr>
-          <w:rPr>
-            <w:color w:val="0000EE"/>
-            <w:u w:val="single"/>
-          </w:rPr>
-          <w:t>18:2</w:t>
-        </w:r>
-      </w:hyperlink>
-      <w:r>
-        <w:rPr>
-          <w:lang w:val="en_US" w:bidi="en_US"/>
-        </w:rPr>
-        <w:t xml:space="preserve">; </w:t>
-      </w:r>
-      <w:hyperlink r:id="rId89">
-        <w:r>
-          <w:rPr>
-            <w:lang w:val="en_US" w:bidi="en_US"/>
-          </w:rPr>
-          <w:rPr>
-            <w:color w:val="0000EE"/>
-            <w:u w:val="single"/>
-          </w:rPr>
-          <w:t>19:21</w:t>
-        </w:r>
-      </w:hyperlink>
-      <w:r>
-        <w:rPr>
-          <w:lang w:val="en_US" w:bidi="en_US"/>
-        </w:rPr>
-        <w:t xml:space="preserve">; </w:t>
-      </w:r>
-      <w:hyperlink r:id="rId90">
-        <w:r>
-          <w:rPr>
-            <w:lang w:val="en_US" w:bidi="en_US"/>
-          </w:rPr>
-          <w:rPr>
-            <w:color w:val="0000EE"/>
-            <w:u w:val="single"/>
-          </w:rPr>
-          <w:t>23:11</w:t>
-        </w:r>
-      </w:hyperlink>
-      <w:r>
-        <w:rPr>
-          <w:lang w:val="en_US" w:bidi="en_US"/>
-        </w:rPr>
-        <w:t xml:space="preserve">; </w:t>
-      </w:r>
-      <w:hyperlink r:id="rId91">
-        <w:r>
-          <w:rPr>
-            <w:lang w:val="en_US" w:bidi="en_US"/>
-          </w:rPr>
-          <w:rPr>
-            <w:color w:val="0000EE"/>
-            <w:u w:val="single"/>
-          </w:rPr>
-          <w:t>28:14</w:t>
-        </w:r>
-      </w:hyperlink>
-      <w:r>
-        <w:rPr>
-          <w:lang w:val="en_US" w:bidi="en_US"/>
-        </w:rPr>
-        <w:t xml:space="preserve">, </w:t>
-      </w:r>
-      <w:hyperlink r:id="rId92">
-        <w:r>
-          <w:rPr>
-            <w:lang w:val="en_US" w:bidi="en_US"/>
-          </w:rPr>
-          <w:rPr>
-            <w:color w:val="0000EE"/>
-            <w:u w:val="single"/>
-          </w:rPr>
-          <w:t>16</w:t>
-        </w:r>
-      </w:hyperlink>
-      <w:r>
-        <w:rPr>
-          <w:lang w:val="en_US" w:bidi="en_US"/>
-        </w:rPr>
-        <w:t xml:space="preserve">; </w:t>
-      </w:r>
-      <w:hyperlink r:id="rId93">
-        <w:r>
-          <w:rPr>
-            <w:lang w:val="en_US" w:bidi="en_US"/>
-          </w:rPr>
-          <w:rPr>
-            <w:color w:val="0000EE"/>
-            <w:u w:val="single"/>
-          </w:rPr>
-          <w:t>Romans 1:1–7</w:t>
-        </w:r>
-      </w:hyperlink>
-      <w:r>
-        <w:rPr>
-          <w:lang w:val="en_US" w:bidi="en_US"/>
-        </w:rPr>
-        <w:t xml:space="preserve">, </w:t>
-      </w:r>
-      <w:hyperlink r:id="rId94">
-        <w:r>
-          <w:rPr>
-            <w:lang w:val="en_US" w:bidi="en_US"/>
-          </w:rPr>
-          <w:rPr>
-            <w:color w:val="0000EE"/>
-            <w:u w:val="single"/>
-          </w:rPr>
-          <w:t>15</w:t>
-        </w:r>
-      </w:hyperlink>
-      <w:r>
-        <w:rPr>
-          <w:lang w:val="en_US" w:bidi="en_US"/>
-        </w:rPr>
-        <w:t xml:space="preserve">; </w:t>
-      </w:r>
-      <w:hyperlink r:id="rId95">
-        <w:r>
-          <w:rPr>
-            <w:lang w:val="en_US" w:bidi="en_US"/>
-          </w:rPr>
-          <w:rPr>
-            <w:color w:val="0000EE"/>
-            <w:u w:val="single"/>
-          </w:rPr>
-          <w:t>2 Timothy 1:17</w:t>
-        </w:r>
-      </w:hyperlink>
-      <w:r>
-        <w:rPr>
-          <w:lang w:val="en_US" w:bidi="en_US"/>
-        </w:rPr>
-      </w:r>
-      <w:r>
-        <w:rPr>
-          <w:lang w:val="en_US" w:bidi="en_US"/>
-        </w:rPr>
-      </w:r>
-    </w:p>
-    <w:p>
-      <w:pPr/>
-      <w:r>
-        <w:rPr>
-          <w:lang w:val="en_US" w:bidi="en_US"/>
-        </w:rPr>
-      </w:r>
-    </w:p>
-    <w:p>
-      <w:pPr>
-        <w:pStyle w:val="Heading2"/>
-      </w:pPr>
-      <w:r>
-        <w:rPr>
-          <w:lang w:val="en_US" w:bidi="en_US"/>
-        </w:rPr>
-        <w:t>Ruth</w:t>
-      </w:r>
-      <w:r>
-        <w:rPr>
-          <w:lang w:val="en_US" w:bidi="en_US"/>
-        </w:rPr>
-      </w:r>
-    </w:p>
-    <w:p>
-      <w:pPr/>
-      <w:r>
-        <w:rPr>
-          <w:lang w:val="en_US" w:bidi="en_US"/>
-        </w:rPr>
-      </w:r>
-      <w:r>
-        <w:rPr>
-          <w:lang w:val="en_US" w:bidi="en_US"/>
-        </w:rPr>
-        <w:t>The story of Ruth is about a kind and loyal woman. It shows how God's hidden guidance helps those who love Him (</w:t>
-      </w:r>
-      <w:hyperlink r:id="rId96">
-        <w:r>
-          <w:rPr>
-            <w:lang w:val="en_US" w:bidi="en_US"/>
-          </w:rPr>
-          <w:rPr>
-            <w:color w:val="0000EE"/>
-            <w:u w:val="single"/>
-          </w:rPr>
-          <w:t>Romans 8:28</w:t>
-        </w:r>
-      </w:hyperlink>
-      <w:r>
-        <w:rPr>
-          <w:lang w:val="en_US" w:bidi="en_US"/>
-        </w:rPr>
-        <w:t>). This story is part of the history leading to the Messiah (God’s chosen one). It begins with sadness but ends happily.</w:t>
-      </w:r>
-    </w:p>
-    <w:p>
-      <w:pPr/>
-      <w:r>
-        <w:rPr>
-          <w:lang w:val="en_US" w:bidi="en_US"/>
-        </w:rPr>
-      </w:r>
-      <w:r>
-        <w:rPr>
-          <w:lang w:val="en_US" w:bidi="en_US"/>
-        </w:rPr>
-        <w:t>Ruth lived during the chaotic time of the judges. She was a foreigner from Moab who married into an Israelite family from Bethlehem while they were in Moab. All the men in this family died in Moab, leaving three widows—Ruth, her mother-in-law Naomi, and her sister-in-law Orpah. When Naomi decided to return to Bethlehem, Ruth chose to go with her. Ruth's expression of love, loyalty, and faith in the Lord, who was Naomi's God, is unmatched (</w:t>
-      </w:r>
-      <w:hyperlink r:id="rId97">
-        <w:r>
-          <w:rPr>
-            <w:lang w:val="en_US" w:bidi="en_US"/>
-          </w:rPr>
-          <w:rPr>
-            <w:color w:val="0000EE"/>
-            <w:u w:val="single"/>
-          </w:rPr>
-          <w:t>Ruth 1:16–17</w:t>
-        </w:r>
-      </w:hyperlink>
-      <w:r>
-        <w:rPr>
-          <w:lang w:val="en_US" w:bidi="en_US"/>
-        </w:rPr>
-        <w:t>).</w:t>
-      </w:r>
-    </w:p>
-    <w:p>
-      <w:pPr/>
-      <w:r>
-        <w:rPr>
-          <w:lang w:val="en_US" w:bidi="en_US"/>
-        </w:rPr>
-      </w:r>
-      <w:r>
-        <w:rPr>
-          <w:lang w:val="en_US" w:bidi="en_US"/>
-        </w:rPr>
-        <w:t>As Naomi expected, life in Bethlehem was hard for her and her daughter-in-law. Ruth took the initiative to solve their food problem by gleaning in the grain fields. This task was hard and risky (</w:t>
-      </w:r>
-      <w:hyperlink r:id="rId98">
-        <w:r>
-          <w:rPr>
-            <w:lang w:val="en_US" w:bidi="en_US"/>
-          </w:rPr>
-          <w:rPr>
-            <w:color w:val="0000EE"/>
-            <w:u w:val="single"/>
-          </w:rPr>
-          <w:t>Ruth 2:2</w:t>
-        </w:r>
-      </w:hyperlink>
-      <w:r>
-        <w:rPr>
-          <w:lang w:val="en_US" w:bidi="en_US"/>
-        </w:rPr>
-        <w:t>). She acted with modesty, grace, and courtesy, but also with determination, focus, and endurance.</w:t>
-      </w:r>
-    </w:p>
-    <w:p>
-      <w:pPr/>
-      <w:r>
-        <w:rPr>
-          <w:lang w:val="en_US" w:bidi="en_US"/>
-        </w:rPr>
-      </w:r>
-      <w:r>
-        <w:rPr>
-          <w:lang w:val="en_US" w:bidi="en_US"/>
-        </w:rPr>
-        <w:t>With Naomi's encouragement, Ruth asked Boaz, a wealthy landowner who supported her gleaning, to be the family redeemer (</w:t>
-      </w:r>
-      <w:hyperlink r:id="rId99">
-        <w:r>
-          <w:rPr>
-            <w:lang w:val="en_US" w:bidi="en_US"/>
-          </w:rPr>
-          <w:rPr>
-            <w:color w:val="0000EE"/>
-            <w:u w:val="single"/>
-          </w:rPr>
-          <w:t>Ruth 3:1–9</w:t>
-        </w:r>
-      </w:hyperlink>
-      <w:r>
-        <w:rPr>
-          <w:lang w:val="en_US" w:bidi="en_US"/>
-        </w:rPr>
-        <w:t>). This included marriage. By doing this, Ruth showed great family loyalty (</w:t>
-      </w:r>
-      <w:hyperlink r:id="rId100">
-        <w:r>
-          <w:rPr>
-            <w:lang w:val="en_US" w:bidi="en_US"/>
-          </w:rPr>
-          <w:rPr>
-            <w:color w:val="0000EE"/>
-            <w:u w:val="single"/>
-          </w:rPr>
-          <w:t>Ruth 3:10</w:t>
-        </w:r>
-      </w:hyperlink>
-      <w:r>
-        <w:rPr>
-          <w:lang w:val="en_US" w:bidi="en_US"/>
-        </w:rPr>
-        <w:t>). Ruth's generous and diligent care for Naomi is a major theme in this book. Boaz responded to Ruth's proposal by calling her a virtuous woman (</w:t>
-      </w:r>
-      <w:hyperlink r:id="rId101">
-        <w:r>
-          <w:rPr>
-            <w:lang w:val="en_US" w:bidi="en_US"/>
-          </w:rPr>
-          <w:rPr>
-            <w:color w:val="0000EE"/>
-            <w:u w:val="single"/>
-          </w:rPr>
-          <w:t>Ruth 3:11</w:t>
-        </w:r>
-      </w:hyperlink>
-      <w:r>
-        <w:rPr>
-          <w:lang w:val="en_US" w:bidi="en_US"/>
-        </w:rPr>
-        <w:t xml:space="preserve">). She showed what it means to be a virtuous and capable wife (see </w:t>
-      </w:r>
-      <w:hyperlink r:id="rId102">
-        <w:r>
-          <w:rPr>
-            <w:lang w:val="en_US" w:bidi="en_US"/>
-          </w:rPr>
-          <w:rPr>
-            <w:color w:val="0000EE"/>
-            <w:u w:val="single"/>
-          </w:rPr>
-          <w:t>Proverbs 31:10–31</w:t>
-        </w:r>
-      </w:hyperlink>
-      <w:r>
-        <w:rPr>
-          <w:lang w:val="en_US" w:bidi="en_US"/>
-        </w:rPr>
-        <w:t>, which uses the same Hebrew phrase and is placed immediately before Ruth in the Hebrew Bible).</w:t>
-      </w:r>
-    </w:p>
-    <w:p>
-      <w:pPr/>
-      <w:r>
-        <w:rPr>
-          <w:lang w:val="en_US" w:bidi="en_US"/>
-        </w:rPr>
-      </w:r>
-      <w:r>
-        <w:rPr>
-          <w:lang w:val="en_US" w:bidi="en_US"/>
-        </w:rPr>
-        <w:t>Boaz resolved the legal matters and then married Ruth. The book concludes with the birth of a baby boy, Obed. This ending reveals an important purpose of the book of Ruth. Obed became King David's grandfather. The New Testament mentions Ruth as one of only five women in the genealogy of Jesus Christ (</w:t>
-      </w:r>
-      <w:hyperlink r:id="rId33">
-        <w:r>
-          <w:rPr>
-            <w:lang w:val="en_US" w:bidi="en_US"/>
-          </w:rPr>
-          <w:rPr>
-            <w:color w:val="0000EE"/>
-            <w:u w:val="single"/>
-          </w:rPr>
-          <w:t>Matthew 1:5</w:t>
-        </w:r>
-      </w:hyperlink>
-      <w:r>
-        <w:rPr>
-          <w:lang w:val="en_US" w:bidi="en_US"/>
-        </w:rPr>
-        <w:t>). Ruth's everyday faithfulness had eternal significance as God fulfilled his purposes through her.</w:t>
-      </w:r>
-    </w:p>
-    <w:p>
-      <w:pPr/>
-      <w:r>
-        <w:rPr>
-          <w:lang w:val="en_US" w:bidi="en_US"/>
-        </w:rPr>
-      </w:r>
-      <w:r>
-        <w:rPr>
-          <w:u w:val="single"/>
-          <w:lang w:val="en_US" w:bidi="en_US"/>
-        </w:rPr>
-        <w:t>Passages for Further Study</w:t>
-      </w:r>
-    </w:p>
-    <w:p>
-      <w:pPr/>
-      <w:r>
-        <w:rPr>
-          <w:lang w:val="en_US" w:bidi="en_US"/>
-        </w:rPr>
-      </w:r>
-      <w:hyperlink r:id="rId103">
+      <w:hyperlink r:id="rId111">
         <w:r>
           <w:rPr>
             <w:lang w:val="en_US" w:bidi="en_US"/>
